--- a/३विकट समस्या में जीव Document.docx
+++ b/३विकट समस्या में जीव Document.docx
@@ -75,6 +75,34 @@
     </w:p>
     <w:p>
       <w:pPr>
+        <w:spacing w:after="0"/>
+        <w:jc w:val="both"/>
+      </w:pPr>
+      <w:r>
+        <w:rPr>
+          <w:rFonts w:ascii="Mangal" w:hAnsi="Mangal" w:cs="Mangal" w:eastAsia="Mangal"/>
+          <w:b/>
+          <w:sz w:val="24"/>
+        </w:rPr>
+        <w:t>शीर्षक पाठ की व्यंग्यात्मकता को संक्षेप में स्पष्ट कीजिए</w:t>
+      </w:r>
+    </w:p>
+    <w:p>
+      <w:pPr>
+        <w:spacing w:after="0"/>
+        <w:jc w:val="both"/>
+      </w:pPr>
+      <w:r>
+        <w:rPr>
+          <w:rFonts w:ascii="Mangal" w:hAnsi="Mangal" w:cs="Mangal" w:eastAsia="Mangal"/>
+          <w:b w:val="0"/>
+          <w:sz w:val="24"/>
+        </w:rPr>
+        <w:t>इस रचना में पेंशन के लिए भोलाराम के जीव का फाइलों में अटकना, फिर उसी दफ्तर की गोपनीय फाइलें बेचकर व्यवस्था से लाभ लेना, और कानून के नाम पर जनता का डरना—कई विसंगतियाँ सामने आती हैं। अंत में कथावाचक की सोशल मीडिया न चला पाने की परेशानी को इन गंभीर भ्रष्टाचारों के साथ रखकर लेखक आधुनिक दिखावे और उलटी प्राथमिकताओं पर भी हँसते हैं। व्यंग्य का लक्ष्य भ्रष्ट तंत्र, उससे लाभ लेने वाले और उसके सामने असहाय नागरिक हैं।</w:t>
+      </w:r>
+    </w:p>
+    <w:p>
+      <w:pPr>
         <w:rPr>
           <w:rFonts w:ascii="Arial" w:hAnsi="Arial" w:cs="Mangal"/>
           <w:b/>
@@ -261,6 +289,90 @@
     </w:p>
     <w:p>
       <w:pPr>
+        <w:spacing w:after="0"/>
+        <w:jc w:val="both"/>
+      </w:pPr>
+      <w:r>
+        <w:rPr>
+          <w:rFonts w:ascii="Mangal" w:hAnsi="Mangal" w:cs="Mangal" w:eastAsia="Mangal"/>
+          <w:b/>
+          <w:sz w:val="24"/>
+        </w:rPr>
+        <w:t>पंक्तियों की व्यंग्यात्मकता को विस्तृत रूप में स्पष्ट कीजिए</w:t>
+      </w:r>
+    </w:p>
+    <w:p>
+      <w:pPr>
+        <w:spacing w:after="0"/>
+        <w:jc w:val="both"/>
+      </w:pPr>
+      <w:r>
+        <w:rPr>
+          <w:rFonts w:ascii="Mangal" w:hAnsi="Mangal" w:cs="Mangal" w:eastAsia="Mangal"/>
+          <w:b w:val="0"/>
+          <w:sz w:val="24"/>
+        </w:rPr>
+        <w:t>परसाई की “भोलाराम का जीव” वाली फाइल-व्यवस्था को लेखक आज के संदर्भ में उलटते हैं: जीव पेंशन मिलने की प्रतीक्षा में नहीं, परिवार की पेंशन तय होने तक अटका है। मृत्यु के बाद भी सरकारी प्रक्रिया से मुक्ति न मिलना और परिवार को “टेंशन” से मुक्त करने की आशा, दफ्तरशाही की अमानवीय देरी को हास्य में व्यक्त करती है।</w:t>
+      </w:r>
+    </w:p>
+    <w:p>
+      <w:pPr>
+        <w:spacing w:after="0"/>
+        <w:jc w:val="both"/>
+      </w:pPr>
+      <w:r>
+        <w:rPr>
+          <w:rFonts w:ascii="Mangal" w:hAnsi="Mangal" w:cs="Mangal" w:eastAsia="Mangal"/>
+          <w:b/>
+          <w:sz w:val="24"/>
+        </w:rPr>
+        <w:t>इसमें मुख्य व्यंग्य कौन-सा है?</w:t>
+      </w:r>
+    </w:p>
+    <w:p>
+      <w:pPr>
+        <w:spacing w:after="0"/>
+        <w:jc w:val="both"/>
+      </w:pPr>
+      <w:r>
+        <w:rPr>
+          <w:rFonts w:ascii="Mangal" w:hAnsi="Mangal" w:cs="Mangal" w:eastAsia="Mangal"/>
+          <w:b w:val="0"/>
+          <w:sz w:val="24"/>
+        </w:rPr>
+        <w:t>मुख्य व्यंग्य पेंशन जैसी बुनियादी हकदारी को वर्षों तक फाइलों में उलझाने वाली नौकरशाही पर है; नागरिक की मृत्यु भी उस प्रक्रिया को तेज नहीं करती।</w:t>
+      </w:r>
+    </w:p>
+    <w:p>
+      <w:pPr>
+        <w:spacing w:after="0"/>
+        <w:jc w:val="both"/>
+      </w:pPr>
+      <w:r>
+        <w:rPr>
+          <w:rFonts w:ascii="Mangal" w:hAnsi="Mangal" w:cs="Mangal" w:eastAsia="Mangal"/>
+          <w:b/>
+          <w:sz w:val="24"/>
+        </w:rPr>
+        <w:t>लेखक क्या परिवर्तन चाहते हैं?</w:t>
+      </w:r>
+    </w:p>
+    <w:p>
+      <w:pPr>
+        <w:spacing w:after="0"/>
+        <w:jc w:val="both"/>
+      </w:pPr>
+      <w:r>
+        <w:rPr>
+          <w:rFonts w:ascii="Mangal" w:hAnsi="Mangal" w:cs="Mangal" w:eastAsia="Mangal"/>
+          <w:b w:val="0"/>
+          <w:sz w:val="24"/>
+        </w:rPr>
+        <w:t>लेखक चाहते हैं कि पेंशन और अन्य अधिकार समय पर, सरल और संवेदनशील ढंग से मिलें। परिवार को हक पाने के लिए मृत्यु और अंतहीन दफ्तर-चक्कर का इंतजार न करना पड़े।</w:t>
+      </w:r>
+    </w:p>
+    <w:p>
+      <w:pPr>
         <w:rPr>
           <w:rFonts w:ascii="Arial" w:hAnsi="Arial" w:cs="Arial"/>
           <w:b/>
@@ -332,6 +444,90 @@
     </w:p>
     <w:p>
       <w:pPr>
+        <w:spacing w:after="0"/>
+        <w:jc w:val="both"/>
+      </w:pPr>
+      <w:r>
+        <w:rPr>
+          <w:rFonts w:ascii="Mangal" w:hAnsi="Mangal" w:cs="Mangal" w:eastAsia="Mangal"/>
+          <w:b/>
+          <w:sz w:val="24"/>
+        </w:rPr>
+        <w:t>पंक्तियों की व्यंग्यात्मकता को विस्तृत रूप में स्पष्ट कीजिए</w:t>
+      </w:r>
+    </w:p>
+    <w:p>
+      <w:pPr>
+        <w:spacing w:after="0"/>
+        <w:jc w:val="both"/>
+      </w:pPr>
+      <w:r>
+        <w:rPr>
+          <w:rFonts w:ascii="Mangal" w:hAnsi="Mangal" w:cs="Mangal" w:eastAsia="Mangal"/>
+          <w:b w:val="0"/>
+          <w:sz w:val="24"/>
+        </w:rPr>
+        <w:t>जीवित रहते परिवार की चिंता कम और मरने के बाद अधिक होने का कथन सामान्य मानवीय संवेदना को उलटता है। आसपास का संदर्भ बताता है कि यह चिंता वास्तविक सहारे से कम, पेंशन और आर्थिक व्यवस्था पर निर्भर है; इसलिए प्रश्न मार्मिक भी है और व्यवस्था पर कटाक्ष भी।</w:t>
+      </w:r>
+    </w:p>
+    <w:p>
+      <w:pPr>
+        <w:spacing w:after="0"/>
+        <w:jc w:val="both"/>
+      </w:pPr>
+      <w:r>
+        <w:rPr>
+          <w:rFonts w:ascii="Mangal" w:hAnsi="Mangal" w:cs="Mangal" w:eastAsia="Mangal"/>
+          <w:b/>
+          <w:sz w:val="24"/>
+        </w:rPr>
+        <w:t>इसमें मुख्य व्यंग्य कौन-सा है?</w:t>
+      </w:r>
+    </w:p>
+    <w:p>
+      <w:pPr>
+        <w:spacing w:after="0"/>
+        <w:jc w:val="both"/>
+      </w:pPr>
+      <w:r>
+        <w:rPr>
+          <w:rFonts w:ascii="Mangal" w:hAnsi="Mangal" w:cs="Mangal" w:eastAsia="Mangal"/>
+          <w:b w:val="0"/>
+          <w:sz w:val="24"/>
+        </w:rPr>
+        <w:t>मुख्य व्यंग्य उस सामाजिक-प्रशासनिक हालत पर है जिसमें परिवार की सुरक्षा और पेंशन का प्रश्न मृत्यु के बाद की चिंता बन जाता है। यह मनुष्य की जिम्मेदारी और कल्याण-व्यवस्था, दोनों की विफलता उजागर करता है।</w:t>
+      </w:r>
+    </w:p>
+    <w:p>
+      <w:pPr>
+        <w:spacing w:after="0"/>
+        <w:jc w:val="both"/>
+      </w:pPr>
+      <w:r>
+        <w:rPr>
+          <w:rFonts w:ascii="Mangal" w:hAnsi="Mangal" w:cs="Mangal" w:eastAsia="Mangal"/>
+          <w:b/>
+          <w:sz w:val="24"/>
+        </w:rPr>
+        <w:t>लेखक क्या परिवर्तन चाहते हैं?</w:t>
+      </w:r>
+    </w:p>
+    <w:p>
+      <w:pPr>
+        <w:spacing w:after="0"/>
+        <w:jc w:val="both"/>
+      </w:pPr>
+      <w:r>
+        <w:rPr>
+          <w:rFonts w:ascii="Mangal" w:hAnsi="Mangal" w:cs="Mangal" w:eastAsia="Mangal"/>
+          <w:b w:val="0"/>
+          <w:sz w:val="24"/>
+        </w:rPr>
+        <w:t>लेखक चाहते हैं कि परिवार की आर्थिक सुरक्षा और पेंशन संबंधी दायित्व समय रहते पूरे हों। जीवित रहते ही परिवार को सहारा और अधिकार मिलें, ताकि मृत्यु के बाद की औपचारिकता ही मुख्य चिंता न बने।</w:t>
+      </w:r>
+    </w:p>
+    <w:p>
+      <w:pPr>
         <w:rPr>
           <w:rFonts w:ascii="Arial" w:hAnsi="Arial" w:cs="Arial"/>
           <w:b/>
@@ -506,6 +702,90 @@
           <w:cs/>
         </w:rPr>
         <w:t>२२)</w:t>
+      </w:r>
+    </w:p>
+    <w:p>
+      <w:pPr>
+        <w:spacing w:after="0"/>
+        <w:jc w:val="both"/>
+      </w:pPr>
+      <w:r>
+        <w:rPr>
+          <w:rFonts w:ascii="Mangal" w:hAnsi="Mangal" w:cs="Mangal" w:eastAsia="Mangal"/>
+          <w:b/>
+          <w:sz w:val="24"/>
+        </w:rPr>
+        <w:t>पंक्तियों की व्यंग्यात्मकता को विस्तृत रूप में स्पष्ट कीजिए</w:t>
+      </w:r>
+    </w:p>
+    <w:p>
+      <w:pPr>
+        <w:spacing w:after="0"/>
+        <w:jc w:val="both"/>
+      </w:pPr>
+      <w:r>
+        <w:rPr>
+          <w:rFonts w:ascii="Mangal" w:hAnsi="Mangal" w:cs="Mangal" w:eastAsia="Mangal"/>
+          <w:b w:val="0"/>
+          <w:sz w:val="24"/>
+        </w:rPr>
+        <w:t>“कानून की छुरी” का रूपक जनता के मन में कानून-पालकों और ताकतवर लोगों से पैदा भय को दिखाता है। इतना डर बैठ गया है कि निर्दोष/शाकाहारी छुरी देखकर भी लोग आँखें मूँदकर समर्पण कर देते हैं; “देश छुरी वालों और गर्दन वालों दोनों का” कहकर लेखक नागरिक अधिकार और सत्ता के बीच बराबरी याद दिलाते हैं।</w:t>
+      </w:r>
+    </w:p>
+    <w:p>
+      <w:pPr>
+        <w:spacing w:after="0"/>
+        <w:jc w:val="both"/>
+      </w:pPr>
+      <w:r>
+        <w:rPr>
+          <w:rFonts w:ascii="Mangal" w:hAnsi="Mangal" w:cs="Mangal" w:eastAsia="Mangal"/>
+          <w:b/>
+          <w:sz w:val="24"/>
+        </w:rPr>
+        <w:t>इसमें मुख्य व्यंग्य कौन-सा है?</w:t>
+      </w:r>
+    </w:p>
+    <w:p>
+      <w:pPr>
+        <w:spacing w:after="0"/>
+        <w:jc w:val="both"/>
+      </w:pPr>
+      <w:r>
+        <w:rPr>
+          <w:rFonts w:ascii="Mangal" w:hAnsi="Mangal" w:cs="Mangal" w:eastAsia="Mangal"/>
+          <w:b w:val="0"/>
+          <w:sz w:val="24"/>
+        </w:rPr>
+        <w:t>मुख्य व्यंग्य भ्रष्ट या दमनकारी ताकतों के सामने जनता की भयभीत चुप्पी पर है। कानून-व्यवस्था का उद्देश्य सुरक्षा होना चाहिए, पर उसका नाम ही आम नागरिक को समर्पण के लिए मजबूर कर रहा है।</w:t>
+      </w:r>
+    </w:p>
+    <w:p>
+      <w:pPr>
+        <w:spacing w:after="0"/>
+        <w:jc w:val="both"/>
+      </w:pPr>
+      <w:r>
+        <w:rPr>
+          <w:rFonts w:ascii="Mangal" w:hAnsi="Mangal" w:cs="Mangal" w:eastAsia="Mangal"/>
+          <w:b/>
+          <w:sz w:val="24"/>
+        </w:rPr>
+        <w:t>लेखक क्या परिवर्तन चाहते हैं?</w:t>
+      </w:r>
+    </w:p>
+    <w:p>
+      <w:pPr>
+        <w:spacing w:after="0"/>
+        <w:jc w:val="both"/>
+      </w:pPr>
+      <w:r>
+        <w:rPr>
+          <w:rFonts w:ascii="Mangal" w:hAnsi="Mangal" w:cs="Mangal" w:eastAsia="Mangal"/>
+          <w:b w:val="0"/>
+          <w:sz w:val="24"/>
+        </w:rPr>
+        <w:t>लेखक चाहते हैं कि कानून न्यायपूर्ण और नागरिकों के प्रति जवाबदेह हो। जनता भय के बजाय अपने अधिकारों के प्रति सजग रहे और कानून का इस्तेमाल डराने या शोषण के लिए न हो।</w:t>
       </w:r>
     </w:p>
     <w:p>
